--- a/materialien/Welt6_Endgegner/4_Boss/AQ_W6_Probeklausur_Paketstation.docx
+++ b/materialien/Welt6_Endgegner/4_Boss/AQ_W6_Probeklausur_Paketstation.docx
@@ -2285,7 +2285,7 @@
                 <w:sz w:val="22"/>
                 <w:szCs w:val="22"/>
               </w:rPr>
-              <w:t xml:space="preserve">Dokumentieren Sie die Verarbeitung der Zustellaufträge aus Abbildung 2 durch die Operation zustellen, indem Sie die Tracetabelle in Abbildung 4 vervollständigen. Tragen Sie für jeden Durchlauf der äußeren Schleife die Werte am Ende des Durchlaufs ein und geben Sie die Rückgabe an. Zu Beginn ist der Stapel ruecksendungen leer.</w:t>
+              <w:t xml:space="preserve">Dokumentieren Sie die Verarbeitung der Zustellaufträge aus Abbildung 2 durch die Operation zustellen, indem Sie die Tracetabelle in Abbildung 4 vervollständigen. Tragen Sie für jeden Durchlauf der äußeren Schleife eine Zeile mit den Werten am Ende des Durchlaufs ein (nach der Verzweigung „nicht gefunden“, dem letzten Schritt im Rumpf der äußeren Schleife) und geben Sie die Rückgabe an. Zu Beginn ist der Stapel ruecksendungen leer.</w:t>
             </w:r>
           </w:p>
         </w:tc>
@@ -5450,7 +5450,7 @@
           <w:sz w:val="18"/>
           <w:szCs w:val="18"/>
         </w:rPr>
-        <w:t xml:space="preserve">Abbildung 4: Tracetabelle zur Vervollständigung (eine Zeile je Durchlauf der äußeren Schleife, Werte am Ende des Durchlaufs; p mit Sendungsnummer und Größe, z. B. P-4127 (M))</w:t>
+        <w:t xml:space="preserve">Abbildung 4: Tracetabelle zur Vervollständigung (Zeile „vor der Schleife“ nach anzahl ← 0, dann eine Zeile je Durchlauf der äußeren Schleife, Werte am Ende des Durchlaufs; p mit Sendungsnummer und Größe, z. B. P-4127 (M))</w:t>
       </w:r>
     </w:p>
     <w:p>

--- a/materialien/Welt6_Endgegner/4_Boss/AQ_W6_Probeklausur_Paketstation.docx
+++ b/materialien/Welt6_Endgegner/4_Boss/AQ_W6_Probeklausur_Paketstation.docx
@@ -83,6 +83,31 @@
                 <w:szCs w:val="21"/>
               </w:rPr>
               <w:t xml:space="preserve">Zusätzlich im Lab: Online-Boss „Generalprobe online“</w:t>
+            </w:r>
+          </w:p>
+          <w:p>
+            <w:pPr>
+              <w:spacing w:after="0" w:before="0"/>
+            </w:pPr>
+            <w:r>
+              <w:rPr>
+                <w:rFonts w:ascii="Calibri" w:cs="Calibri" w:eastAsia="Calibri" w:hAnsi="Calibri"/>
+                <w:b/>
+                <w:bCs/>
+                <w:sz w:val="21"/>
+                <w:szCs w:val="21"/>
+                <w:color w:val="5B2A86"/>
+              </w:rPr>
+              <w:t xml:space="preserve">Niveau (KC 2017):</w:t>
+            </w:r>
+            <w:r>
+              <w:rPr>
+                <w:rFonts w:ascii="Calibri" w:cs="Calibri" w:eastAsia="Calibri" w:hAnsi="Calibri"/>
+                <w:sz w:val="21"/>
+                <w:szCs w:val="21"/>
+                <w:color w:val="5B2A86"/>
+              </w:rPr>
+              <w:t xml:space="preserve"> Grund- und Leistungskurs – f) bis h) (Rekursion) nur Leistungskurs (eA)</w:t>
             </w:r>
           </w:p>
         </w:tc>
